--- a/testakten/erbrecht-patchwork-stiefgrossvater-erbfolge-karlsruhe/14a_sterbeurkunde_armin_vogel.docx
+++ b/testakten/erbrecht-patchwork-stiefgrossvater-erbfolge-karlsruhe/14a_sterbeurkunde_armin_vogel.docx
@@ -649,7 +649,7 @@
         <w:color w:val="5C6569"/>
         <w:sz w:val="14"/>
       </w:rPr>
-      <w:t>Telefon 0721 133-3388 · standesamt@karlsruhe.example</w:t>
+      <w:t>Telefon 0721 133-3388 · standesamt@karlsruhe.de</w:t>
     </w:r>
   </w:p>
   <w:p>
